--- a/docs/dnevnik-praktiki.docx
+++ b/docs/dnevnik-praktiki.docx
@@ -340,7 +340,7 @@
           <w:b/>
           <w:sz w:val="24"/>
         </w:rPr>
-        <w:t>Автоматическая классификация фотографий по визуальному стилю на основе transfer learning</w:t>
+        <w:t>Разработка системы автоматической классификации фотографий по визуальному стилю на основе transfer learning</w:t>
       </w:r>
     </w:p>
     <w:p/>
@@ -2196,7 +2196,7 @@
           <w:b/>
           <w:sz w:val="24"/>
         </w:rPr>
-        <w:t>«Автоматическая классификация фотографий по визуальному стилю на основе transfer learning».</w:t>
+        <w:t>«Разработка системы автоматической классификации фотографий по визуальному стилю на основе transfer learning».</w:t>
       </w:r>
     </w:p>
     <w:p>
@@ -2210,7 +2210,7 @@
           <w:b w:val="0"/>
           <w:sz w:val="24"/>
         </w:rPr>
-        <w:t>За период практики студентом самостоятельно собран и размечен датасет из 4691 фотографии в восьми стилевых категориях; реализована и обучена свёрточная нейронная сеть EfficientNet-B0 на собственном датасете с применением подхода transfer learning; спроектирован и реализован программный комплекс из пяти микросервисов (Spring Boot backend, FastAPI ML-сервис, React-клиент, PostgreSQL, MinIO, RabbitMQ); проведено шесть углублённых исследовательских экспериментов с критическим анализом полученных результатов. В ходе работы студент обнаружил и самостоятельно устранил методологическую проблему data leakage в первоначальном эксперименте, что свидетельствует о высоком уровне методологической зрелости.</w:t>
+        <w:t>За период практики студентом самостоятельно собран и размечен датасет из 4691 фотографии в восьми стилевых категориях; реализована и обучена свёрточная нейронная сеть EfficientNet-B0 на собственном датасете с применением подхода transfer learning; спроектирован и реализован программный комплекс из пяти микросервисов (Spring Boot backend, FastAPI ML-сервис, React-клиент, PostgreSQL, MinIO, RabbitMQ); проведено шесть исследовательских экспериментов с анализом полученных результатов. На одном из этапов студентом была обнаружена неточность в исходной процедуре разделения данных на обучающую и валидационную выборки; разработан и применён воспроизводимый алгоритм разделения, после чего модель была переобучена и получены корректные метрики качества.</w:t>
       </w:r>
     </w:p>
     <w:p>
